--- a/zht/docx/001.content.docx
+++ b/zht/docx/001.content.docx
@@ -232,54 +232,38 @@
         </w:rPr>
         <w:t>伯利恆是</w:t>
       </w:r>
-      <w:hyperlink r:id="rId13">
-        <w:r>
-          <w:rPr>
-            <w:lang w:val="zh_TW" w:bidi="zh_TW"/>
-          </w:rPr>
-          <w:rPr>
-            <w:color w:val="0000EE"/>
-            <w:u w:val="single"/>
-          </w:rPr>
-          <w:t>以色列</w:t>
-        </w:r>
-      </w:hyperlink>
+      <w:r>
+        <w:rPr>
+          <w:b/>
+          <w:lang w:val="zh_TW" w:bidi="zh_TW"/>
+        </w:rPr>
+        <w:t>以色列</w:t>
+      </w:r>
       <w:r>
         <w:rPr>
           <w:lang w:val="zh_TW" w:bidi="zh_TW"/>
         </w:rPr>
         <w:t>的一個小村莊。 伯利恆這個名字的意思是「有食物的房子」。 在舊約聖經，路得記的事件發生在伯利恆。 路得是摩押女子，所以她不是</w:t>
       </w:r>
-      <w:hyperlink r:id="rId14">
-        <w:r>
-          <w:rPr>
-            <w:lang w:val="zh_TW" w:bidi="zh_TW"/>
-          </w:rPr>
-          <w:rPr>
-            <w:color w:val="0000EE"/>
-            <w:u w:val="single"/>
-          </w:rPr>
-          <w:t>以色列人</w:t>
-        </w:r>
-      </w:hyperlink>
+      <w:r>
+        <w:rPr>
+          <w:lang w:val="zh_TW" w:bidi="zh_TW"/>
+        </w:rPr>
+        <w:t>以色列人</w:t>
+      </w:r>
       <w:r>
         <w:rPr>
           <w:lang w:val="zh_TW" w:bidi="zh_TW"/>
         </w:rPr>
         <w:t>。 路得的第一任丈夫去世了，所以路得與她的以色列人婆婆，一起來到伯利恆生活。 後來，路得嫁給了一個來自伯利恆的以色列人。 路得和她的以色列人丈夫的曾孫是</w:t>
       </w:r>
-      <w:hyperlink r:id="rId15">
-        <w:r>
-          <w:rPr>
-            <w:lang w:val="zh_TW" w:bidi="zh_TW"/>
-          </w:rPr>
-          <w:rPr>
-            <w:color w:val="0000EE"/>
-            <w:u w:val="single"/>
-          </w:rPr>
-          <w:t>大衞</w:t>
-        </w:r>
-      </w:hyperlink>
+      <w:r>
+        <w:rPr>
+          <w:b/>
+          <w:lang w:val="zh_TW" w:bidi="zh_TW"/>
+        </w:rPr>
+        <w:t>大衞</w:t>
+      </w:r>
       <w:r>
         <w:rPr>
           <w:lang w:val="zh_TW" w:bidi="zh_TW"/>
@@ -314,18 +298,13 @@
         </w:rPr>
         <w:t>神後來藉著</w:t>
       </w:r>
-      <w:hyperlink r:id="rId16">
-        <w:r>
-          <w:rPr>
-            <w:lang w:val="zh_TW" w:bidi="zh_TW"/>
-          </w:rPr>
-          <w:rPr>
-            <w:color w:val="0000EE"/>
-            <w:u w:val="single"/>
-          </w:rPr>
-          <w:t>先知</w:t>
-        </w:r>
-      </w:hyperlink>
+      <w:r>
+        <w:rPr>
+          <w:b/>
+          <w:lang w:val="zh_TW" w:bidi="zh_TW"/>
+        </w:rPr>
+        <w:t>先知</w:t>
+      </w:r>
       <w:r>
         <w:rPr>
           <w:lang w:val="zh_TW" w:bidi="zh_TW"/>
@@ -345,36 +324,25 @@
         </w:rPr>
         <w:t>所期待的</w:t>
       </w:r>
-      <w:hyperlink r:id="rId17">
-        <w:r>
-          <w:rPr>
-            <w:lang w:val="zh_TW" w:bidi="zh_TW"/>
-          </w:rPr>
-          <w:rPr>
-            <w:color w:val="0000EE"/>
-            <w:u w:val="single"/>
-          </w:rPr>
-          <w:t>彌賽亞</w:t>
-        </w:r>
-      </w:hyperlink>
+      <w:r>
+        <w:rPr>
+          <w:b/>
+          <w:lang w:val="zh_TW" w:bidi="zh_TW"/>
+        </w:rPr>
+        <w:t>彌賽亞</w:t>
+      </w:r>
       <w:r>
         <w:rPr>
           <w:lang w:val="zh_TW" w:bidi="zh_TW"/>
         </w:rPr>
         <w:t>，就是神應許要差遣的特別的王和</w:t>
       </w:r>
-      <w:hyperlink r:id="rId18">
-        <w:r>
-          <w:rPr>
-            <w:lang w:val="zh_TW" w:bidi="zh_TW"/>
-          </w:rPr>
-          <w:rPr>
-            <w:color w:val="0000EE"/>
-            <w:u w:val="single"/>
-          </w:rPr>
-          <w:t>救主</w:t>
-        </w:r>
-      </w:hyperlink>
+      <w:r>
+        <w:rPr>
+          <w:lang w:val="zh_TW" w:bidi="zh_TW"/>
+        </w:rPr>
+        <w:t>救主</w:t>
+      </w:r>
       <w:r>
         <w:rPr>
           <w:lang w:val="zh_TW" w:bidi="zh_TW"/>
@@ -409,18 +377,13 @@
         </w:rPr>
         <w:t>伯利恆距離</w:t>
       </w:r>
-      <w:hyperlink r:id="rId19">
-        <w:r>
-          <w:rPr>
-            <w:lang w:val="zh_TW" w:bidi="zh_TW"/>
-          </w:rPr>
-          <w:rPr>
-            <w:color w:val="0000EE"/>
-            <w:u w:val="single"/>
-          </w:rPr>
-          <w:t>耶路撒冷</w:t>
-        </w:r>
-      </w:hyperlink>
+      <w:r>
+        <w:rPr>
+          <w:b/>
+          <w:lang w:val="zh_TW" w:bidi="zh_TW"/>
+        </w:rPr>
+        <w:t>耶路撒冷</w:t>
+      </w:r>
       <w:r>
         <w:rPr>
           <w:lang w:val="zh_TW" w:bidi="zh_TW"/>
